--- a/(3) Aggregate Functions (2520030320).docx
+++ b/(3) Aggregate Functions (2520030320).docx
@@ -97,6 +97,9 @@
     </w:p>
     <w:p>
       <w:r>
+        <w:rPr>
+          <w:noProof/>
+        </w:rPr>
         <w:drawing>
           <wp:inline distT="0" distB="0" distL="0" distR="0" wp14:anchorId="295816C2" wp14:editId="0EEC4A03">
             <wp:extent cx="5731510" cy="3361690"/>
@@ -140,6 +143,9 @@
     <w:p/>
     <w:p>
       <w:r>
+        <w:rPr>
+          <w:noProof/>
+        </w:rPr>
         <w:lastRenderedPageBreak/>
         <w:drawing>
           <wp:inline distT="0" distB="0" distL="0" distR="0" wp14:anchorId="58CD40BF" wp14:editId="51F322D6">
@@ -180,6 +186,9 @@
     </w:p>
     <w:p>
       <w:r>
+        <w:rPr>
+          <w:noProof/>
+        </w:rPr>
         <w:drawing>
           <wp:inline distT="0" distB="0" distL="0" distR="0" wp14:anchorId="22C008BF" wp14:editId="6E6BDAB0">
             <wp:extent cx="5731510" cy="3392805"/>
@@ -439,64 +448,13 @@
         </w:drawing>
       </w:r>
     </w:p>
+    <w:p/>
     <w:p>
       <w:r>
         <w:rPr>
           <w:noProof/>
         </w:rPr>
         <w:lastRenderedPageBreak/>
-        <w:drawing>
-          <wp:inline distT="0" distB="0" distL="0" distR="0" wp14:anchorId="0F3332E9" wp14:editId="51445A2D">
-            <wp:extent cx="5731510" cy="3996055"/>
-            <wp:effectExtent l="0" t="0" r="2540" b="4445"/>
-            <wp:docPr id="1157970856" name="Picture 24"/>
-            <wp:cNvGraphicFramePr>
-              <a:graphicFrameLocks xmlns:a="http://schemas.openxmlformats.org/drawingml/2006/main" noChangeAspect="1"/>
-            </wp:cNvGraphicFramePr>
-            <a:graphic xmlns:a="http://schemas.openxmlformats.org/drawingml/2006/main">
-              <a:graphicData uri="http://schemas.openxmlformats.org/drawingml/2006/picture">
-                <pic:pic xmlns:pic="http://schemas.openxmlformats.org/drawingml/2006/picture">
-                  <pic:nvPicPr>
-                    <pic:cNvPr id="0" name="Picture 47"/>
-                    <pic:cNvPicPr>
-                      <a:picLocks noChangeAspect="1" noChangeArrowheads="1"/>
-                    </pic:cNvPicPr>
-                  </pic:nvPicPr>
-                  <pic:blipFill>
-                    <a:blip r:embed="rId12">
-                      <a:extLst>
-                        <a:ext uri="{28A0092B-C50C-407E-A947-70E740481C1C}">
-                          <a14:useLocalDpi xmlns:a14="http://schemas.microsoft.com/office/drawing/2010/main" val="0"/>
-                        </a:ext>
-                      </a:extLst>
-                    </a:blip>
-                    <a:srcRect/>
-                    <a:stretch>
-                      <a:fillRect/>
-                    </a:stretch>
-                  </pic:blipFill>
-                  <pic:spPr bwMode="auto">
-                    <a:xfrm>
-                      <a:off x="0" y="0"/>
-                      <a:ext cx="5731510" cy="3996055"/>
-                    </a:xfrm>
-                    <a:prstGeom prst="rect">
-                      <a:avLst/>
-                    </a:prstGeom>
-                    <a:noFill/>
-                    <a:ln>
-                      <a:noFill/>
-                    </a:ln>
-                  </pic:spPr>
-                </pic:pic>
-              </a:graphicData>
-            </a:graphic>
-          </wp:inline>
-        </w:drawing>
-      </w:r>
-    </w:p>
-    <w:p>
-      <w:r>
         <w:drawing>
           <wp:inline distT="0" distB="0" distL="0" distR="0" wp14:anchorId="6F5A1A82" wp14:editId="015E1C61">
             <wp:extent cx="5731510" cy="2599690"/>
@@ -513,7 +471,7 @@
                     <pic:cNvPicPr/>
                   </pic:nvPicPr>
                   <pic:blipFill>
-                    <a:blip r:embed="rId13"/>
+                    <a:blip r:embed="rId12"/>
                     <a:stretch>
                       <a:fillRect/>
                     </a:stretch>
@@ -536,7 +494,9 @@
     </w:p>
     <w:p>
       <w:r>
-        <w:lastRenderedPageBreak/>
+        <w:rPr>
+          <w:noProof/>
+        </w:rPr>
         <w:drawing>
           <wp:inline distT="0" distB="0" distL="0" distR="0" wp14:anchorId="78349F08" wp14:editId="6C2BFB12">
             <wp:extent cx="5731510" cy="2599690"/>
@@ -553,7 +513,7 @@
                     <pic:cNvPicPr/>
                   </pic:nvPicPr>
                   <pic:blipFill>
-                    <a:blip r:embed="rId13"/>
+                    <a:blip r:embed="rId12"/>
                     <a:stretch>
                       <a:fillRect/>
                     </a:stretch>
@@ -574,47 +534,12 @@
         </w:drawing>
       </w:r>
     </w:p>
+    <w:p/>
     <w:p>
       <w:r>
-        <w:drawing>
-          <wp:inline distT="0" distB="0" distL="0" distR="0" wp14:anchorId="6E346724" wp14:editId="7848ACCA">
-            <wp:extent cx="5731510" cy="2599690"/>
-            <wp:effectExtent l="0" t="0" r="2540" b="0"/>
-            <wp:docPr id="339415300" name="Picture 1"/>
-            <wp:cNvGraphicFramePr>
-              <a:graphicFrameLocks xmlns:a="http://schemas.openxmlformats.org/drawingml/2006/main" noChangeAspect="1"/>
-            </wp:cNvGraphicFramePr>
-            <a:graphic xmlns:a="http://schemas.openxmlformats.org/drawingml/2006/main">
-              <a:graphicData uri="http://schemas.openxmlformats.org/drawingml/2006/picture">
-                <pic:pic xmlns:pic="http://schemas.openxmlformats.org/drawingml/2006/picture">
-                  <pic:nvPicPr>
-                    <pic:cNvPr id="339415300" name=""/>
-                    <pic:cNvPicPr/>
-                  </pic:nvPicPr>
-                  <pic:blipFill>
-                    <a:blip r:embed="rId13"/>
-                    <a:stretch>
-                      <a:fillRect/>
-                    </a:stretch>
-                  </pic:blipFill>
-                  <pic:spPr>
-                    <a:xfrm>
-                      <a:off x="0" y="0"/>
-                      <a:ext cx="5731510" cy="2599690"/>
-                    </a:xfrm>
-                    <a:prstGeom prst="rect">
-                      <a:avLst/>
-                    </a:prstGeom>
-                  </pic:spPr>
-                </pic:pic>
-              </a:graphicData>
-            </a:graphic>
-          </wp:inline>
-        </w:drawing>
-      </w:r>
-    </w:p>
-    <w:p>
-      <w:r>
+        <w:rPr>
+          <w:noProof/>
+        </w:rPr>
         <w:drawing>
           <wp:inline distT="0" distB="0" distL="0" distR="0" wp14:anchorId="1620CA6E" wp14:editId="71710955">
             <wp:extent cx="5731510" cy="2540635"/>
@@ -631,7 +556,7 @@
                     <pic:cNvPicPr/>
                   </pic:nvPicPr>
                   <pic:blipFill>
-                    <a:blip r:embed="rId14"/>
+                    <a:blip r:embed="rId13"/>
                     <a:stretch>
                       <a:fillRect/>
                     </a:stretch>
@@ -654,6 +579,9 @@
     </w:p>
     <w:p>
       <w:r>
+        <w:rPr>
+          <w:noProof/>
+        </w:rPr>
         <w:lastRenderedPageBreak/>
         <w:drawing>
           <wp:inline distT="0" distB="0" distL="0" distR="0" wp14:anchorId="207272C2" wp14:editId="6AC63BF0">
@@ -671,7 +599,7 @@
                     <pic:cNvPicPr/>
                   </pic:nvPicPr>
                   <pic:blipFill>
-                    <a:blip r:embed="rId15"/>
+                    <a:blip r:embed="rId14"/>
                     <a:stretch>
                       <a:fillRect/>
                     </a:stretch>
@@ -694,6 +622,9 @@
     </w:p>
     <w:p>
       <w:r>
+        <w:rPr>
+          <w:noProof/>
+        </w:rPr>
         <w:drawing>
           <wp:inline distT="0" distB="0" distL="0" distR="0" wp14:anchorId="4A83F031" wp14:editId="14B9E969">
             <wp:extent cx="5731510" cy="2314575"/>
@@ -710,7 +641,7 @@
                     <pic:cNvPicPr/>
                   </pic:nvPicPr>
                   <pic:blipFill>
-                    <a:blip r:embed="rId16"/>
+                    <a:blip r:embed="rId15"/>
                     <a:stretch>
                       <a:fillRect/>
                     </a:stretch>
